--- a/수정내역.docx
+++ b/수정내역.docx
@@ -2,7 +2,7 @@
 <file path=word/document.xml><?xml version="1.0" encoding="utf-8"?>
 <w:document xmlns:w="http://schemas.openxmlformats.org/wordprocessingml/2006/main" xmlns:m="http://schemas.openxmlformats.org/officeDocument/2006/math" xmlns:r="http://schemas.openxmlformats.org/officeDocument/2006/relationships" xmlns:o="urn:schemas-microsoft-com:office:office" xmlns:v="urn:schemas-microsoft-com:vml" xmlns:w10="urn:schemas-microsoft-com:office:word" xmlns:a="http://schemas.openxmlformats.org/drawingml/2006/main" xmlns:pic="http://schemas.openxmlformats.org/drawingml/2006/picture" xmlns:wp="http://schemas.openxmlformats.org/drawingml/2006/wordprocessingDrawing">
   <w:body>
-    <w:bookmarkStart w:id="33" w:name="kaist-자동제어-계통도-html-수정보완-내역"/>
+    <w:bookmarkStart w:id="34" w:name="kaist-자동제어-계통도-html-수정보완-내역"/>
     <w:p>
       <w:pPr>
         <w:pStyle w:val="Heading1"/>
@@ -3239,7 +3239,161 @@
       </w:r>
     </w:p>
     <w:bookmarkEnd w:id="30"/>
-    <w:bookmarkStart w:id="31" w:name="확인이-필요해-바꾸지-않은-항목"/>
+    <w:bookmarkStart w:id="31" w:name="차-수정-구역기계실-선택-시-장비-목록-표시"/>
+    <w:p>
+      <w:pPr>
+        <w:pStyle w:val="Heading2"/>
+      </w:pPr>
+      <w:r>
+        <w:t xml:space="preserve">5차 수정 — 구역(기계실) 선택 시 장비 목록 표시</w:t>
+      </w:r>
+    </w:p>
+    <w:tbl>
+      <w:tblPr>
+        <w:tblStyle w:val="Table"/>
+        <w:tblW w:type="pct" w:w="5000"/>
+        <w:tblLook w:firstRow="1" w:lastRow="0" w:firstColumn="0" w:lastColumn="0" w:noHBand="0" w:noVBand="0" w:val="0020"/>
+        <w:jc w:val="start"/>
+      </w:tblPr>
+      <w:tblGrid>
+        <w:gridCol w:w="3960"/>
+        <w:gridCol w:w="3960"/>
+      </w:tblGrid>
+      <w:tr>
+        <w:trPr>
+          <w:tblHeader w:val="true"/>
+        </w:trPr>
+        <w:tc>
+          <w:tcPr/>
+          <w:p>
+            <w:pPr>
+              <w:pStyle w:val="Compact"/>
+              <w:jc w:val="left"/>
+            </w:pPr>
+            <w:r>
+              <w:t xml:space="preserve">항목</w:t>
+            </w:r>
+          </w:p>
+        </w:tc>
+        <w:tc>
+          <w:tcPr/>
+          <w:p>
+            <w:pPr>
+              <w:pStyle w:val="Compact"/>
+              <w:jc w:val="left"/>
+            </w:pPr>
+            <w:r>
+              <w:t xml:space="preserve">내용</w:t>
+            </w:r>
+          </w:p>
+        </w:tc>
+      </w:tr>
+      <w:tr>
+        <w:tc>
+          <w:tcPr/>
+          <w:p>
+            <w:pPr>
+              <w:pStyle w:val="Compact"/>
+              <w:jc w:val="left"/>
+            </w:pPr>
+            <w:r>
+              <w:t xml:space="preserve">증상</w:t>
+            </w:r>
+          </w:p>
+        </w:tc>
+        <w:tc>
+          <w:tcPr/>
+          <w:p>
+            <w:pPr>
+              <w:pStyle w:val="Compact"/>
+              <w:jc w:val="left"/>
+            </w:pPr>
+            <w:r>
+              <w:t xml:space="preserve">상단 구역 버튼을 누르면 학사기계실·파워플랜트동만 기계실 장비 목록(누르면 펼쳐지는 서버·BNA·DDC 등)이 나오고, 나머지 구역은 서버·스테이션 표만 나옴</w:t>
+            </w:r>
+          </w:p>
+        </w:tc>
+      </w:tr>
+      <w:tr>
+        <w:tc>
+          <w:tcPr/>
+          <w:p>
+            <w:pPr>
+              <w:pStyle w:val="Compact"/>
+              <w:jc w:val="left"/>
+            </w:pPr>
+            <w:r>
+              <w:t xml:space="preserve">수정</w:t>
+            </w:r>
+          </w:p>
+        </w:tc>
+        <w:tc>
+          <w:tcPr/>
+          <w:p>
+            <w:pPr>
+              <w:pStyle w:val="Compact"/>
+              <w:jc w:val="left"/>
+            </w:pPr>
+            <w:r>
+              <w:t xml:space="preserve">모든 구역에서 서버가 있는 기계실 건물의 장비 목록을 ’장비 · (건물명)’으로 표시 (중앙기계실, 대전질환모델동물센터, 응용실험동물연구동, 미래융합소자동, 양자팹연구동, 첨단의과학 동물실험동). 장비를 누르면 IP·위치·설치년도 등 상세가 펼쳐지고, 편집 모드에서는 바로 수정 가능</w:t>
+            </w:r>
+          </w:p>
+        </w:tc>
+      </w:tr>
+      <w:tr>
+        <w:tc>
+          <w:tcPr/>
+          <w:p>
+            <w:pPr>
+              <w:pStyle w:val="Compact"/>
+              <w:jc w:val="left"/>
+            </w:pPr>
+            <w:r>
+              <w:t xml:space="preserve">추가</w:t>
+            </w:r>
+          </w:p>
+        </w:tc>
+        <w:tc>
+          <w:tcPr/>
+          <w:p>
+            <w:pPr>
+              <w:pStyle w:val="Compact"/>
+              <w:jc w:val="left"/>
+            </w:pPr>
+            <w:r>
+              <w:t xml:space="preserve">같은 구역이지만 다른 건물에 있는 서버·스테이션(예: 중앙기계실 구역의 희망관·KI빌딩·폐수처리장·의과학연구센터 스테이션)은 아래에</w:t>
+            </w:r>
+            <w:r>
+              <w:t xml:space="preserve"> </w:t>
+            </w:r>
+            <w:r>
+              <w:t xml:space="preserve">‘</w:t>
+            </w:r>
+            <w:r>
+              <w:t xml:space="preserve">다른 건물의 서버 · 스테이션</w:t>
+            </w:r>
+            <w:r>
+              <w:t xml:space="preserve">’</w:t>
+            </w:r>
+            <w:r>
+              <w:t xml:space="preserve"> </w:t>
+            </w:r>
+            <w:r>
+              <w:t xml:space="preserve">표로 따로 표시</w:t>
+            </w:r>
+          </w:p>
+        </w:tc>
+      </w:tr>
+    </w:tbl>
+    <w:p>
+      <w:r>
+        <w:pict>
+          <v:rect style="width:0;height:1.5pt" o:hralign="center" o:hrstd="t" o:hr="t"/>
+        </w:pict>
+      </w:r>
+    </w:p>
+    <w:bookmarkEnd w:id="31"/>
+    <w:bookmarkStart w:id="32" w:name="확인이-필요해-바꾸지-않은-항목"/>
     <w:p>
       <w:pPr>
         <w:pStyle w:val="Heading2"/>
@@ -3735,8 +3889,8 @@
         </w:pict>
       </w:r>
     </w:p>
-    <w:bookmarkEnd w:id="31"/>
-    <w:bookmarkStart w:id="32" w:name="검증"/>
+    <w:bookmarkEnd w:id="32"/>
+    <w:bookmarkStart w:id="33" w:name="검증"/>
     <w:p>
       <w:pPr>
         <w:pStyle w:val="Heading2"/>
@@ -3829,8 +3983,8 @@
         <w:t xml:space="preserve">확인은 소프트웨어 렌더링 브라우저에서만 했습니다. 실제 PC에서 한 번 열어 확인해 주세요.</w:t>
       </w:r>
     </w:p>
-    <w:bookmarkEnd w:id="32"/>
     <w:bookmarkEnd w:id="33"/>
+    <w:bookmarkEnd w:id="34"/>
     <w:sectPr/>
   </w:body>
 </w:document>
